--- a/shopping-cart-spring-boot-main/uploads/academic/6/doc_6.docx
+++ b/shopping-cart-spring-boot-main/uploads/academic/6/doc_6.docx
@@ -102,12 +102,103 @@
       </w:pPr>
       <w:r>
         <w:rPr>
-          <w:rFonts w:ascii="TH Sarabun New" w:hAnsi="TH Sarabun New" w:cs="TH Sarabun New" w:eastAsia="TH Sarabun New"/>
+          <w:rFonts w:ascii="TH Sarabun New" w:hAnsi="TH Sarabun New" w:cs="TH Sarabun New"/>
           <w:sz w:val="24"/>
-          <w:b w:val="off"/>
-        </w:rPr>
-        <w:t>๑. ชื่อ-สกุล ผู้เสนอขอ {{prefix}} ขอกำหนดตำแหน่ง {{position}}</w:t>
-      </w:r>
+          <w:szCs w:val="24"/>
+          <w:cs/>
+        </w:rPr>
+        <w:t>๑.</w:t>
+      </w:r>
+      <w:r>
+        <w:rPr>
+          <w:rFonts w:ascii="TH Sarabun New" w:hAnsi="TH Sarabun New" w:cs="TH Sarabun New"/>
+          <w:sz w:val="24"/>
+          <w:szCs w:val="24"/>
+          <w:cs/>
+        </w:rPr>
+        <w:t xml:space="preserve"> </w:t>
+      </w:r>
+      <w:r>
+        <w:rPr>
+          <w:rFonts w:ascii="TH Sarabun New" w:hAnsi="TH Sarabun New" w:cs="TH Sarabun New"/>
+          <w:sz w:val="24"/>
+          <w:szCs w:val="24"/>
+          <w:cs/>
+        </w:rPr>
+        <w:t>ชื่อ</w:t>
+      </w:r>
+      <w:r>
+        <w:rPr>
+          <w:rFonts w:ascii="TH Sarabun New" w:hAnsi="TH Sarabun New" w:cs="TH Sarabun New"/>
+          <w:sz w:val="24"/>
+          <w:szCs w:val="24"/>
+          <w:cs/>
+        </w:rPr>
+        <w:t xml:space="preserve">-สกุล </w:t>
+      </w:r>
+      <w:r>
+        <w:rPr>
+          <w:rFonts w:ascii="TH Sarabun New" w:hAnsi="TH Sarabun New" w:cs="TH Sarabun New"/>
+          <w:sz w:val="24"/>
+          <w:szCs w:val="24"/>
+          <w:cs/>
+        </w:rPr>
+        <w:t>ผู้เสนอขอ</w:t>
+      </w:r>
+      <w:r>
+        <w:rPr>
+          <w:rFonts w:ascii="TH Sarabun New" w:hAnsi="TH Sarabun New" w:cs="TH Sarabun New"/>
+          <w:sz w:val="24"/>
+          <w:szCs w:val="24"/>
+        </w:rPr>
+        <w:t xml:space="preserve"> นาย</w:t>
+      </w:r>
+      <w:r>
+        <w:rPr>
+          <w:rFonts w:ascii="TH Sarabun New" w:hAnsi="TH Sarabun New" w:cs="TH Sarabun New"/>
+          <w:sz w:val="24"/>
+          <w:szCs w:val="24"/>
+        </w:rPr>
+        <w:t>ปาณ จันทร์</w:t>
+      </w:r>
+      <w:proofErr w:type="spellStart"/>
+      <w:proofErr w:type="spellEnd"/>
+      <w:r>
+        <w:rPr>
+          <w:rFonts w:ascii="TH Sarabun New" w:hAnsi="TH Sarabun New" w:cs="TH Sarabun New"/>
+          <w:sz w:val="24"/>
+          <w:szCs w:val="24"/>
+        </w:rPr>
+        <w:t xml:space="preserve"> </w:t>
+      </w:r>
+      <w:r>
+        <w:rPr>
+          <w:rFonts w:ascii="TH Sarabun New" w:hAnsi="TH Sarabun New" w:cs="TH Sarabun New"/>
+          <w:sz w:val="24"/>
+          <w:szCs w:val="24"/>
+          <w:cs/>
+        </w:rPr>
+        <w:t>ขอกำหนดตำแหน่ง</w:t>
+      </w:r>
+      <w:r>
+        <w:rPr>
+          <w:rFonts w:ascii="TH Sarabun New" w:hAnsi="TH Sarabun New" w:cs="TH Sarabun New" w:hint="cs"/>
+          <w:sz w:val="24"/>
+          <w:szCs w:val="24"/>
+          <w:cs/>
+        </w:rPr>
+        <w:t xml:space="preserve"> </w:t>
+      </w:r>
+      <w:r>
+        <w:rPr>
+          <w:rFonts w:ascii="TH Sarabun New" w:hAnsi="TH Sarabun New" w:cs="TH Sarabun New"/>
+          <w:sz w:val="24"/>
+          <w:szCs w:val="24"/>
+        </w:rPr>
+        <w:t/>
+      </w:r>
+      <w:proofErr w:type="spellStart"/>
+      <w:proofErr w:type="spellEnd"/>
     </w:p>
     <w:p>
       <w:pPr>
@@ -1070,11 +1161,11 @@
             </w:pPr>
             <w:r>
               <w:rPr>
-                <w:rFonts w:ascii="TH Sarabun New" w:hAnsi="TH Sarabun New" w:cs="TH Sarabun New" w:eastAsia="TH Sarabun New"/>
-                <w:sz w:val="24"/>
-                <w:b w:val="off"/>
-              </w:rPr>
-              <w:t>{{score11}}</w:t>
+                <w:rFonts w:ascii="TH Sarabun New" w:hAnsi="TH Sarabun New" w:cs="TH Sarabun New"/>
+                <w:sz w:val="24"/>
+                <w:szCs w:val="24"/>
+              </w:rPr>
+              <w:t/>
             </w:r>
           </w:p>
         </w:tc>
@@ -1094,11 +1185,11 @@
             </w:pPr>
             <w:r>
               <w:rPr>
-                <w:rFonts w:ascii="TH Sarabun New" w:hAnsi="TH Sarabun New" w:cs="TH Sarabun New" w:eastAsia="TH Sarabun New"/>
-                <w:sz w:val="24"/>
-                <w:b w:val="off"/>
-              </w:rPr>
-              <w:t>{{score12}}</w:t>
+                <w:rFonts w:ascii="TH Sarabun New" w:hAnsi="TH Sarabun New" w:cs="TH Sarabun New"/>
+                <w:sz w:val="24"/>
+                <w:szCs w:val="24"/>
+              </w:rPr>
+              <w:t/>
             </w:r>
           </w:p>
         </w:tc>
@@ -1118,11 +1209,11 @@
             </w:pPr>
             <w:r>
               <w:rPr>
-                <w:rFonts w:ascii="TH Sarabun New" w:hAnsi="TH Sarabun New" w:cs="TH Sarabun New" w:eastAsia="TH Sarabun New"/>
-                <w:sz w:val="24"/>
-                <w:b w:val="off"/>
-              </w:rPr>
-              <w:t>{{score13}}</w:t>
+                <w:rFonts w:ascii="TH Sarabun New" w:hAnsi="TH Sarabun New" w:cs="TH Sarabun New"/>
+                <w:sz w:val="24"/>
+                <w:szCs w:val="24"/>
+              </w:rPr>
+              <w:t/>
             </w:r>
           </w:p>
         </w:tc>
@@ -1142,11 +1233,11 @@
             </w:pPr>
             <w:r>
               <w:rPr>
-                <w:rFonts w:ascii="TH Sarabun New" w:hAnsi="TH Sarabun New" w:cs="TH Sarabun New" w:eastAsia="TH Sarabun New"/>
-                <w:sz w:val="24"/>
-                <w:b w:val="off"/>
-              </w:rPr>
-              <w:t>{{score14}}</w:t>
+                <w:rFonts w:ascii="TH Sarabun New" w:hAnsi="TH Sarabun New" w:cs="TH Sarabun New"/>
+                <w:sz w:val="24"/>
+                <w:szCs w:val="24"/>
+              </w:rPr>
+              <w:t>๔.๐</w:t>
             </w:r>
           </w:p>
         </w:tc>
@@ -1166,11 +1257,11 @@
             </w:pPr>
             <w:r>
               <w:rPr>
-                <w:rFonts w:ascii="TH Sarabun New" w:hAnsi="TH Sarabun New" w:cs="TH Sarabun New" w:eastAsia="TH Sarabun New"/>
-                <w:sz w:val="24"/>
-                <w:b w:val="off"/>
-              </w:rPr>
-              <w:t>{{score15}}</w:t>
+                <w:rFonts w:ascii="TH Sarabun New" w:hAnsi="TH Sarabun New" w:cs="TH Sarabun New"/>
+                <w:sz w:val="24"/>
+                <w:szCs w:val="24"/>
+              </w:rPr>
+              <w:t/>
             </w:r>
           </w:p>
         </w:tc>
@@ -1217,11 +1308,11 @@
             </w:pPr>
             <w:r>
               <w:rPr>
-                <w:rFonts w:ascii="TH Sarabun New" w:hAnsi="TH Sarabun New" w:cs="TH Sarabun New" w:eastAsia="TH Sarabun New"/>
-                <w:sz w:val="24"/>
-                <w:b w:val="off"/>
-              </w:rPr>
-              <w:t>20.00</w:t>
+                <w:rFonts w:ascii="TH Sarabun New" w:hAnsi="TH Sarabun New" w:cs="TH Sarabun New"/>
+                <w:sz w:val="24"/>
+                <w:szCs w:val="24"/>
+              </w:rPr>
+              <w:t>๑๖.๐๐</w:t>
             </w:r>
           </w:p>
         </w:tc>
@@ -1506,11 +1597,11 @@
             </w:pPr>
             <w:r>
               <w:rPr>
-                <w:rFonts w:ascii="TH Sarabun New" w:hAnsi="TH Sarabun New" w:cs="TH Sarabun New" w:eastAsia="TH Sarabun New"/>
-                <w:sz w:val="24"/>
-                <w:b w:val="off"/>
-              </w:rPr>
-              <w:t>{{score21}}</w:t>
+                <w:rFonts w:ascii="TH Sarabun New" w:hAnsi="TH Sarabun New" w:cs="TH Sarabun New"/>
+                <w:sz w:val="24"/>
+                <w:szCs w:val="24"/>
+              </w:rPr>
+              <w:t/>
             </w:r>
           </w:p>
         </w:tc>
@@ -1530,11 +1621,11 @@
             </w:pPr>
             <w:r>
               <w:rPr>
-                <w:rFonts w:ascii="TH Sarabun New" w:hAnsi="TH Sarabun New" w:cs="TH Sarabun New" w:eastAsia="TH Sarabun New"/>
-                <w:sz w:val="24"/>
-                <w:b w:val="off"/>
-              </w:rPr>
-              <w:t>{{score22}}</w:t>
+                <w:rFonts w:ascii="TH Sarabun New" w:hAnsi="TH Sarabun New" w:cs="TH Sarabun New"/>
+                <w:sz w:val="24"/>
+                <w:szCs w:val="24"/>
+              </w:rPr>
+              <w:t/>
             </w:r>
           </w:p>
         </w:tc>
@@ -1554,11 +1645,11 @@
             </w:pPr>
             <w:r>
               <w:rPr>
-                <w:rFonts w:ascii="TH Sarabun New" w:hAnsi="TH Sarabun New" w:cs="TH Sarabun New" w:eastAsia="TH Sarabun New"/>
-                <w:sz w:val="24"/>
-                <w:b w:val="off"/>
-              </w:rPr>
-              <w:t>{{score23}}</w:t>
+                <w:rFonts w:ascii="TH Sarabun New" w:hAnsi="TH Sarabun New" w:cs="TH Sarabun New"/>
+                <w:sz w:val="24"/>
+                <w:szCs w:val="24"/>
+              </w:rPr>
+              <w:t/>
             </w:r>
           </w:p>
         </w:tc>
@@ -1578,11 +1669,11 @@
             </w:pPr>
             <w:r>
               <w:rPr>
-                <w:rFonts w:ascii="TH Sarabun New" w:hAnsi="TH Sarabun New" w:cs="TH Sarabun New" w:eastAsia="TH Sarabun New"/>
-                <w:sz w:val="24"/>
-                <w:b w:val="off"/>
-              </w:rPr>
-              <w:t>{{score24}}</w:t>
+                <w:rFonts w:ascii="TH Sarabun New" w:hAnsi="TH Sarabun New" w:cs="TH Sarabun New"/>
+                <w:sz w:val="24"/>
+                <w:szCs w:val="24"/>
+              </w:rPr>
+              <w:t>๔.๐</w:t>
             </w:r>
           </w:p>
         </w:tc>
@@ -1602,11 +1693,11 @@
             </w:pPr>
             <w:r>
               <w:rPr>
-                <w:rFonts w:ascii="TH Sarabun New" w:hAnsi="TH Sarabun New" w:cs="TH Sarabun New" w:eastAsia="TH Sarabun New"/>
-                <w:sz w:val="24"/>
-                <w:b w:val="off"/>
-              </w:rPr>
-              <w:t>{{score25}}</w:t>
+                <w:rFonts w:ascii="TH Sarabun New" w:hAnsi="TH Sarabun New" w:cs="TH Sarabun New"/>
+                <w:sz w:val="24"/>
+                <w:szCs w:val="24"/>
+              </w:rPr>
+              <w:t/>
             </w:r>
           </w:p>
         </w:tc>
@@ -1653,11 +1744,11 @@
             </w:pPr>
             <w:r>
               <w:rPr>
-                <w:rFonts w:ascii="TH Sarabun New" w:hAnsi="TH Sarabun New" w:cs="TH Sarabun New" w:eastAsia="TH Sarabun New"/>
-                <w:sz w:val="24"/>
-                <w:b w:val="off"/>
-              </w:rPr>
-              <w:t>30.00</w:t>
+                <w:rFonts w:ascii="TH Sarabun New" w:hAnsi="TH Sarabun New" w:cs="TH Sarabun New"/>
+                <w:sz w:val="24"/>
+                <w:szCs w:val="24"/>
+              </w:rPr>
+              <w:t>๒๔.๐๐</w:t>
             </w:r>
           </w:p>
         </w:tc>
@@ -1708,7 +1799,47 @@
                 <w:szCs w:val="20"/>
                 <w:cs/>
               </w:rPr>
-              <w:t xml:space="preserve"> เช่น มคอ. ๓ มคอ.๕</w:t>
+              <w:t xml:space="preserve"> เช่น </w:t>
+            </w:r>
+            <w:proofErr w:type="spellStart"/>
+            <w:r>
+              <w:rPr>
+                <w:rFonts w:ascii="TH Sarabun New" w:hAnsi="TH Sarabun New" w:cs="TH Sarabun New"/>
+                <w:sz w:val="20"/>
+                <w:szCs w:val="20"/>
+                <w:cs/>
+              </w:rPr>
+              <w:t>มคอ</w:t>
+            </w:r>
+            <w:proofErr w:type="spellEnd"/>
+            <w:r>
+              <w:rPr>
+                <w:rFonts w:ascii="TH Sarabun New" w:hAnsi="TH Sarabun New" w:cs="TH Sarabun New"/>
+                <w:sz w:val="20"/>
+                <w:szCs w:val="20"/>
+                <w:cs/>
+              </w:rPr>
+              <w:t xml:space="preserve">. ๓ </w:t>
+            </w:r>
+            <w:proofErr w:type="spellStart"/>
+            <w:r>
+              <w:rPr>
+                <w:rFonts w:ascii="TH Sarabun New" w:hAnsi="TH Sarabun New" w:cs="TH Sarabun New"/>
+                <w:sz w:val="20"/>
+                <w:szCs w:val="20"/>
+                <w:cs/>
+              </w:rPr>
+              <w:t>มคอ</w:t>
+            </w:r>
+            <w:proofErr w:type="spellEnd"/>
+            <w:r>
+              <w:rPr>
+                <w:rFonts w:ascii="TH Sarabun New" w:hAnsi="TH Sarabun New" w:cs="TH Sarabun New"/>
+                <w:sz w:val="20"/>
+                <w:szCs w:val="20"/>
+                <w:cs/>
+              </w:rPr>
+              <w:t>.๕</w:t>
             </w:r>
             <w:r>
               <w:rPr>
@@ -2159,11 +2290,12 @@
             </w:pPr>
             <w:r>
               <w:rPr>
-                <w:rFonts w:ascii="TH Sarabun New" w:hAnsi="TH Sarabun New" w:cs="TH Sarabun New" w:eastAsia="TH Sarabun New"/>
-                <w:sz w:val="24"/>
-                <w:b w:val="off"/>
-              </w:rPr>
-              <w:t>{{score31}}</w:t>
+                <w:rFonts w:ascii="TH Sarabun New" w:hAnsi="TH Sarabun New" w:cs="TH Sarabun New"/>
+                <w:sz w:val="24"/>
+                <w:szCs w:val="24"/>
+              </w:rPr>
+              <w:lastRenderedPageBreak/>
+              <w:t/>
             </w:r>
           </w:p>
         </w:tc>
@@ -2183,11 +2315,11 @@
             </w:pPr>
             <w:r>
               <w:rPr>
-                <w:rFonts w:ascii="TH Sarabun New" w:hAnsi="TH Sarabun New" w:cs="TH Sarabun New" w:eastAsia="TH Sarabun New"/>
-                <w:sz w:val="24"/>
-                <w:b w:val="off"/>
-              </w:rPr>
-              <w:t>{{score32}}</w:t>
+                <w:rFonts w:ascii="TH Sarabun New" w:hAnsi="TH Sarabun New" w:cs="TH Sarabun New"/>
+                <w:sz w:val="24"/>
+                <w:szCs w:val="24"/>
+              </w:rPr>
+              <w:t/>
             </w:r>
           </w:p>
         </w:tc>
@@ -2207,11 +2339,11 @@
             </w:pPr>
             <w:r>
               <w:rPr>
-                <w:rFonts w:ascii="TH Sarabun New" w:hAnsi="TH Sarabun New" w:cs="TH Sarabun New" w:eastAsia="TH Sarabun New"/>
-                <w:sz w:val="24"/>
-                <w:b w:val="off"/>
-              </w:rPr>
-              <w:t>{{score33}}</w:t>
+                <w:rFonts w:ascii="TH Sarabun New" w:hAnsi="TH Sarabun New" w:cs="TH Sarabun New"/>
+                <w:sz w:val="24"/>
+                <w:szCs w:val="24"/>
+              </w:rPr>
+              <w:t/>
             </w:r>
           </w:p>
         </w:tc>
@@ -2231,11 +2363,11 @@
             </w:pPr>
             <w:r>
               <w:rPr>
-                <w:rFonts w:ascii="TH Sarabun New" w:hAnsi="TH Sarabun New" w:cs="TH Sarabun New" w:eastAsia="TH Sarabun New"/>
-                <w:sz w:val="24"/>
-                <w:b w:val="off"/>
-              </w:rPr>
-              <w:t>{{score34}}</w:t>
+                <w:rFonts w:ascii="TH Sarabun New" w:hAnsi="TH Sarabun New" w:cs="TH Sarabun New"/>
+                <w:sz w:val="24"/>
+                <w:szCs w:val="24"/>
+              </w:rPr>
+              <w:t/>
             </w:r>
           </w:p>
         </w:tc>
@@ -2255,11 +2387,11 @@
             </w:pPr>
             <w:r>
               <w:rPr>
-                <w:rFonts w:ascii="TH Sarabun New" w:hAnsi="TH Sarabun New" w:cs="TH Sarabun New" w:eastAsia="TH Sarabun New"/>
-                <w:sz w:val="24"/>
-                <w:b w:val="off"/>
-              </w:rPr>
-              <w:t>{{score35}}</w:t>
+                <w:rFonts w:ascii="TH Sarabun New" w:hAnsi="TH Sarabun New" w:cs="TH Sarabun New"/>
+                <w:sz w:val="24"/>
+                <w:szCs w:val="24"/>
+              </w:rPr>
+              <w:t>๕.๐</w:t>
             </w:r>
           </w:p>
         </w:tc>
@@ -2306,11 +2438,11 @@
             </w:pPr>
             <w:r>
               <w:rPr>
-                <w:rFonts w:ascii="TH Sarabun New" w:hAnsi="TH Sarabun New" w:cs="TH Sarabun New" w:eastAsia="TH Sarabun New"/>
-                <w:sz w:val="24"/>
-                <w:b w:val="off"/>
-              </w:rPr>
-              <w:t>30.00</w:t>
+                <w:rFonts w:ascii="TH Sarabun New" w:hAnsi="TH Sarabun New" w:cs="TH Sarabun New"/>
+                <w:sz w:val="24"/>
+                <w:szCs w:val="24"/>
+              </w:rPr>
+              <w:t>๓๐.๐๐</w:t>
             </w:r>
           </w:p>
         </w:tc>
@@ -2583,11 +2715,11 @@
             </w:pPr>
             <w:r>
               <w:rPr>
-                <w:rFonts w:ascii="TH Sarabun New" w:hAnsi="TH Sarabun New" w:cs="TH Sarabun New" w:eastAsia="TH Sarabun New"/>
-                <w:sz w:val="24"/>
-                <w:b w:val="off"/>
-              </w:rPr>
-              <w:t>{{score41}}</w:t>
+                <w:rFonts w:ascii="TH Sarabun New" w:hAnsi="TH Sarabun New" w:cs="TH Sarabun New"/>
+                <w:sz w:val="24"/>
+                <w:szCs w:val="24"/>
+              </w:rPr>
+              <w:t/>
             </w:r>
           </w:p>
         </w:tc>
@@ -2610,11 +2742,11 @@
             </w:pPr>
             <w:r>
               <w:rPr>
-                <w:rFonts w:ascii="TH Sarabun New" w:hAnsi="TH Sarabun New" w:cs="TH Sarabun New" w:eastAsia="TH Sarabun New"/>
-                <w:sz w:val="24"/>
-                <w:b w:val="off"/>
-              </w:rPr>
-              <w:t>{{score42}}</w:t>
+                <w:rFonts w:ascii="TH Sarabun New" w:hAnsi="TH Sarabun New" w:cs="TH Sarabun New"/>
+                <w:sz w:val="24"/>
+                <w:szCs w:val="24"/>
+              </w:rPr>
+              <w:t/>
             </w:r>
           </w:p>
         </w:tc>
@@ -2637,11 +2769,11 @@
             </w:pPr>
             <w:r>
               <w:rPr>
-                <w:rFonts w:ascii="TH Sarabun New" w:hAnsi="TH Sarabun New" w:cs="TH Sarabun New" w:eastAsia="TH Sarabun New"/>
-                <w:sz w:val="24"/>
-                <w:b w:val="off"/>
-              </w:rPr>
-              <w:t>{{score43}}</w:t>
+                <w:rFonts w:ascii="TH Sarabun New" w:hAnsi="TH Sarabun New" w:cs="TH Sarabun New"/>
+                <w:sz w:val="24"/>
+                <w:szCs w:val="24"/>
+              </w:rPr>
+              <w:t/>
             </w:r>
           </w:p>
         </w:tc>
@@ -2664,11 +2796,11 @@
             </w:pPr>
             <w:r>
               <w:rPr>
-                <w:rFonts w:ascii="TH Sarabun New" w:hAnsi="TH Sarabun New" w:cs="TH Sarabun New" w:eastAsia="TH Sarabun New"/>
-                <w:sz w:val="24"/>
-                <w:b w:val="off"/>
-              </w:rPr>
-              <w:t>{{score44}}</w:t>
+                <w:rFonts w:ascii="TH Sarabun New" w:hAnsi="TH Sarabun New" w:cs="TH Sarabun New"/>
+                <w:sz w:val="24"/>
+                <w:szCs w:val="24"/>
+              </w:rPr>
+              <w:t/>
             </w:r>
           </w:p>
         </w:tc>
@@ -2691,11 +2823,11 @@
             </w:pPr>
             <w:r>
               <w:rPr>
-                <w:rFonts w:ascii="TH Sarabun New" w:hAnsi="TH Sarabun New" w:cs="TH Sarabun New" w:eastAsia="TH Sarabun New"/>
-                <w:sz w:val="24"/>
-                <w:b w:val="off"/>
-              </w:rPr>
-              <w:t>{{score45}}</w:t>
+                <w:rFonts w:ascii="TH Sarabun New" w:hAnsi="TH Sarabun New" w:cs="TH Sarabun New"/>
+                <w:sz w:val="24"/>
+                <w:szCs w:val="24"/>
+              </w:rPr>
+              <w:t>๕.๐</w:t>
             </w:r>
           </w:p>
         </w:tc>
@@ -2748,11 +2880,11 @@
             </w:pPr>
             <w:r>
               <w:rPr>
-                <w:rFonts w:ascii="TH Sarabun New" w:hAnsi="TH Sarabun New" w:cs="TH Sarabun New" w:eastAsia="TH Sarabun New"/>
-                <w:sz w:val="24"/>
-                <w:b w:val="off"/>
-              </w:rPr>
-              <w:t>20.00</w:t>
+                <w:rFonts w:ascii="TH Sarabun New" w:hAnsi="TH Sarabun New" w:cs="TH Sarabun New"/>
+                <w:sz w:val="24"/>
+                <w:szCs w:val="24"/>
+              </w:rPr>
+              <w:t>๒๐.๐๐</w:t>
             </w:r>
           </w:p>
         </w:tc>
@@ -3036,15 +3168,13 @@
                 <w:cs/>
               </w:rPr>
             </w:pPr>
-            <w:proofErr w:type="spellStart"/>
-            <w:proofErr w:type="spellEnd"/>
-            <w:r>
-              <w:rPr>
-                <w:rFonts w:ascii="TH Sarabun New" w:hAnsi="TH Sarabun New" w:cs="TH Sarabun New" w:eastAsia="TH Sarabun New"/>
-                <w:sz w:val="24"/>
-                <w:b w:val="off"/>
-              </w:rPr>
-              <w:t>100.00</w:t>
+            <w:r>
+              <w:rPr>
+                <w:rFonts w:ascii="TH Sarabun New" w:hAnsi="TH Sarabun New" w:cs="TH Sarabun New"/>
+                <w:sz w:val="24"/>
+                <w:szCs w:val="24"/>
+              </w:rPr>
+              <w:t>๙๐.๐๐</w:t>
             </w:r>
           </w:p>
         </w:tc>
@@ -3163,21 +3293,138 @@
           <w:szCs w:val="20"/>
         </w:rPr>
       </w:pPr>
-      <w:proofErr w:type="gramStart"/>
-      <w:proofErr w:type="gramEnd"/>
-      <w:proofErr w:type="gramStart"/>
-      <w:proofErr w:type="gramEnd"/>
-      <w:proofErr w:type="gramStart"/>
-      <w:proofErr w:type="gramEnd"/>
-      <w:proofErr w:type="gramStart"/>
-      <w:proofErr w:type="gramEnd"/>
-      <w:r>
-        <w:rPr>
-          <w:rFonts w:ascii="TH Sarabun New" w:hAnsi="TH Sarabun New" w:cs="TH Sarabun New" w:eastAsia="TH Sarabun New"/>
-          <w:sz w:val="20"/>
-          <w:b w:val="off"/>
-        </w:rPr>
-        <w:t>☐ ไม่ผ่าน   ☐ ชำนาญ  ☐ ชำนาญพิเศษ   ☐เชี่ยวชาญ</w:t>
+      <w:r>
+        <w:rPr>
+          <w:rFonts w:ascii="TH Sarabun New" w:hAnsi="TH Sarabun New" w:cs="TH Sarabun New"/>
+          <w:sz w:val="20"/>
+          <w:szCs w:val="20"/>
+        </w:rPr>
+        <w:t/>
+      </w:r>
+      <w:r>
+        <w:rPr>
+          <w:rFonts w:ascii="MS Gothic" w:eastAsia="MS Gothic" w:hAnsi="MS Gothic"/>
+        </w:rPr>
+        <w:t>☐</w:t>
+      </w:r>
+      <w:r>
+        <w:rPr>
+          <w:rFonts w:ascii="TH Sarabun New" w:hAnsi="TH Sarabun New" w:cs="TH Sarabun New"/>
+        </w:rPr>
+        <w:t xml:space="preserve"/>
+      </w:r>
+      <w:r>
+        <w:rPr>
+          <w:rFonts w:ascii="TH Sarabun New" w:hAnsi="TH Sarabun New" w:cs="TH Sarabun New"/>
+          <w:sz w:val="20"/>
+          <w:szCs w:val="20"/>
+          <w:cs/>
+        </w:rPr>
+        <w:t xml:space="preserve"> ไม่ผ่าน</w:t>
+      </w:r>
+      <w:r>
+        <w:rPr>
+          <w:rFonts w:ascii="TH Sarabun New" w:hAnsi="TH Sarabun New" w:cs="TH Sarabun New"/>
+          <w:sz w:val="20"/>
+          <w:szCs w:val="20"/>
+        </w:rPr>
+        <w:t xml:space="preserve"> </w:t>
+      </w:r>
+      <w:r>
+        <w:rPr>
+          <w:rFonts w:ascii="TH Sarabun New" w:hAnsi="TH Sarabun New" w:cs="TH Sarabun New"/>
+          <w:sz w:val="20"/>
+          <w:szCs w:val="20"/>
+          <w:cs/>
+        </w:rPr>
+        <w:t xml:space="preserve"> </w:t>
+      </w:r>
+      <w:r>
+        <w:rPr>
+          <w:rFonts w:ascii="TH Sarabun New" w:hAnsi="TH Sarabun New" w:cs="TH Sarabun New"/>
+          <w:sz w:val="20"/>
+          <w:szCs w:val="20"/>
+        </w:rPr>
+        <w:t/>
+      </w:r>
+      <w:r>
+        <w:rPr>
+          <w:rFonts w:ascii="MS Gothic" w:eastAsia="MS Gothic" w:hAnsi="MS Gothic"/>
+        </w:rPr>
+        <w:t>☐</w:t>
+      </w:r>
+      <w:r>
+        <w:rPr>
+          <w:rFonts w:ascii="TH Sarabun New" w:hAnsi="TH Sarabun New" w:cs="TH Sarabun New"/>
+        </w:rPr>
+        <w:t xml:space="preserve"/>
+      </w:r>
+      <w:r>
+        <w:rPr>
+          <w:rFonts w:ascii="TH Sarabun New" w:hAnsi="TH Sarabun New" w:cs="TH Sarabun New"/>
+          <w:sz w:val="20"/>
+          <w:szCs w:val="20"/>
+          <w:cs/>
+        </w:rPr>
+        <w:t xml:space="preserve"> ชำนาญ  </w:t>
+      </w:r>
+      <w:r>
+        <w:rPr>
+          <w:rFonts w:ascii="TH Sarabun New" w:hAnsi="TH Sarabun New" w:cs="TH Sarabun New"/>
+          <w:sz w:val="20"/>
+          <w:szCs w:val="20"/>
+        </w:rPr>
+        <w:t/>
+      </w:r>
+      <w:r>
+        <w:rPr>
+          <w:rFonts w:ascii="MS Gothic" w:eastAsia="MS Gothic" w:hAnsi="MS Gothic"/>
+        </w:rPr>
+        <w:t>☐</w:t>
+      </w:r>
+      <w:r>
+        <w:rPr>
+          <w:rFonts w:ascii="TH Sarabun New" w:hAnsi="TH Sarabun New" w:cs="TH Sarabun New"/>
+        </w:rPr>
+        <w:t xml:space="preserve"/>
+      </w:r>
+      <w:r>
+        <w:rPr>
+          <w:rFonts w:ascii="TH Sarabun New" w:hAnsi="TH Sarabun New" w:cs="TH Sarabun New"/>
+          <w:sz w:val="20"/>
+          <w:szCs w:val="20"/>
+          <w:cs/>
+        </w:rPr>
+        <w:t xml:space="preserve"> ชำนาญพิเศษ </w:t>
+      </w:r>
+      <w:r>
+        <w:rPr>
+          <w:rFonts w:ascii="TH Sarabun New" w:hAnsi="TH Sarabun New" w:cs="TH Sarabun New"/>
+          <w:sz w:val="20"/>
+          <w:szCs w:val="20"/>
+        </w:rPr>
+        <w:t/>
+      </w:r>
+      <w:r>
+        <w:rPr>
+          <w:rFonts w:ascii="MS Gothic" w:eastAsia="MS Gothic" w:hAnsi="MS Gothic"/>
+        </w:rPr>
+        <w:t>☑</w:t>
+      </w:r>
+      <w:r>
+        <w:rPr>
+          <w:rFonts w:ascii="TH Sarabun New" w:hAnsi="TH Sarabun New" w:cs="TH Sarabun New"/>
+        </w:rPr>
+        <w:t xml:space="preserve"/>
+      </w:r>
+      <w:r>
+        <w:rPr>
+          <w:rFonts w:ascii="TH Sarabun New" w:hAnsi="TH Sarabun New" w:cs="TH Sarabun New"/>
+          <w:sz w:val="20"/>
+          <w:szCs w:val="20"/>
+          <w:cs/>
+        </w:rPr>
+        <w:t>เชี่ยวชาญ</w:t>
       </w:r>
     </w:p>
     <w:p>
@@ -3192,11 +3439,79 @@
       </w:pPr>
       <w:r>
         <w:rPr>
-          <w:rFonts w:ascii="TH Sarabun New" w:hAnsi="TH Sarabun New" w:cs="TH Sarabun New" w:eastAsia="TH Sarabun New"/>
-          <w:sz w:val="20"/>
-          <w:b w:val="off"/>
-        </w:rPr>
-        <w:t xml:space="preserve">๑. ปริมาณและคุณภาพของเอกสารและหลักฐานที่ใช้ในการประเมินการสอน	20.00คะแนน                		 </w:t>
+          <w:rFonts w:ascii="TH Sarabun New" w:hAnsi="TH Sarabun New" w:cs="TH Sarabun New"/>
+          <w:sz w:val="20"/>
+          <w:szCs w:val="20"/>
+          <w:cs/>
+        </w:rPr>
+        <w:t>๑. ปริมาณและคุณภาพของเอกสารและหลักฐานที่ใช้ในการประเมินการสอน</w:t>
+      </w:r>
+      <w:r>
+        <w:rPr>
+          <w:rFonts w:ascii="TH Sarabun New" w:hAnsi="TH Sarabun New" w:cs="TH Sarabun New"/>
+          <w:sz w:val="20"/>
+          <w:szCs w:val="20"/>
+        </w:rPr>
+        <w:tab/>
+      </w:r>
+      <w:r>
+        <w:rPr>
+          <w:rFonts w:ascii="TH Sarabun New" w:hAnsi="TH Sarabun New" w:cs="TH Sarabun New"/>
+          <w:sz w:val="20"/>
+          <w:szCs w:val="20"/>
+        </w:rPr>
+        <w:t>๑๖.๐๐</w:t>
+      </w:r>
+      <w:r>
+        <w:rPr>
+          <w:rFonts w:ascii="TH Sarabun New" w:hAnsi="TH Sarabun New" w:cs="TH Sarabun New"/>
+          <w:sz w:val="20"/>
+          <w:szCs w:val="20"/>
+        </w:rPr>
+        <w:t xml:space="preserve"> </w:t>
+      </w:r>
+      <w:r>
+        <w:rPr>
+          <w:rFonts w:ascii="TH Sarabun New" w:hAnsi="TH Sarabun New" w:cs="TH Sarabun New"/>
+          <w:sz w:val="20"/>
+          <w:szCs w:val="20"/>
+          <w:cs/>
+        </w:rPr>
+        <w:t>คะแนน</w:t>
+      </w:r>
+      <w:r>
+        <w:rPr>
+          <w:rFonts w:ascii="TH Sarabun New" w:hAnsi="TH Sarabun New" w:cs="TH Sarabun New"/>
+          <w:sz w:val="20"/>
+          <w:szCs w:val="20"/>
+          <w:cs/>
+        </w:rPr>
+        <w:t xml:space="preserve"> </w:t>
+      </w:r>
+      <w:r>
+        <w:rPr>
+          <w:rFonts w:ascii="TH Sarabun New" w:hAnsi="TH Sarabun New" w:cs="TH Sarabun New"/>
+          <w:sz w:val="20"/>
+          <w:szCs w:val="20"/>
+        </w:rPr>
+        <w:t xml:space="preserve">               </w:t>
+      </w:r>
+      <w:r>
+        <w:rPr>
+          <w:rFonts w:ascii="TH Sarabun New" w:hAnsi="TH Sarabun New" w:cs="TH Sarabun New"/>
+          <w:sz w:val="20"/>
+          <w:szCs w:val="20"/>
+        </w:rPr>
+        <w:tab/>
+      </w:r>
+      <w:r>
+        <w:rPr>
+          <w:rFonts w:ascii="TH Sarabun New" w:hAnsi="TH Sarabun New" w:cs="TH Sarabun New"/>
+          <w:sz w:val="20"/>
+          <w:szCs w:val="20"/>
+        </w:rPr>
+        <w:tab/>
+        <w:t xml:space="preserve"> </w:t>
       </w:r>
     </w:p>
     <w:p>
@@ -3211,11 +3526,45 @@
       </w:pPr>
       <w:r>
         <w:rPr>
-          <w:rFonts w:ascii="TH Sarabun New" w:hAnsi="TH Sarabun New" w:cs="TH Sarabun New" w:eastAsia="TH Sarabun New"/>
-          <w:sz w:val="20"/>
-          <w:b w:val="off"/>
-        </w:rPr>
-        <w:t>๒. ความสามารถด้านการวางแผนการสอนและการประเมินผลการเรียนการสอน	30.00 คะแนน</w:t>
+          <w:rFonts w:ascii="TH Sarabun New" w:hAnsi="TH Sarabun New" w:cs="TH Sarabun New"/>
+          <w:sz w:val="20"/>
+          <w:szCs w:val="20"/>
+          <w:cs/>
+        </w:rPr>
+        <w:t>๒. ความสามารถด้านการวางแผนการสอนและการประเมินผลการเรียนการสอน</w:t>
+      </w:r>
+      <w:r>
+        <w:rPr>
+          <w:rFonts w:ascii="TH Sarabun New" w:hAnsi="TH Sarabun New" w:cs="TH Sarabun New"/>
+          <w:sz w:val="20"/>
+          <w:szCs w:val="20"/>
+        </w:rPr>
+        <w:tab/>
+      </w:r>
+      <w:r>
+        <w:rPr>
+          <w:rFonts w:ascii="TH Sarabun New" w:hAnsi="TH Sarabun New" w:cs="TH Sarabun New"/>
+          <w:sz w:val="20"/>
+          <w:szCs w:val="20"/>
+        </w:rPr>
+        <w:t>๒๔.๐๐</w:t>
+      </w:r>
+      <w:r>
+        <w:rPr>
+          <w:rFonts w:ascii="TH Sarabun New" w:hAnsi="TH Sarabun New" w:cs="TH Sarabun New"/>
+          <w:sz w:val="15"/>
+          <w:szCs w:val="15"/>
+        </w:rPr>
+        <w:t xml:space="preserve"> </w:t>
+      </w:r>
+      <w:r>
+        <w:rPr>
+          <w:rFonts w:ascii="TH Sarabun New" w:hAnsi="TH Sarabun New" w:cs="TH Sarabun New"/>
+          <w:sz w:val="20"/>
+          <w:szCs w:val="20"/>
+          <w:cs/>
+        </w:rPr>
+        <w:t>คะแนน</w:t>
       </w:r>
     </w:p>
     <w:p>
@@ -3229,11 +3578,682 @@
       </w:pPr>
       <w:r>
         <w:rPr>
-          <w:rFonts w:ascii="TH Sarabun New" w:hAnsi="TH Sarabun New" w:cs="TH Sarabun New" w:eastAsia="TH Sarabun New"/>
-          <w:sz w:val="20"/>
-          <w:b w:val="off"/>
-        </w:rPr>
-        <w:t>๓. ความสามารถด้านการจัดการเรียนการสอน			30.00 คะแนน</w:t>
+          <w:rFonts w:ascii="TH Sarabun New" w:hAnsi="TH Sarabun New" w:cs="TH Sarabun New"/>
+          <w:noProof/>
+          <w:sz w:val="20"/>
+          <w:szCs w:val="20"/>
+          <w:cs/>
+        </w:rPr>
+        <mc:AlternateContent>
+          <mc:Choice Requires="wps">
+            <w:drawing>
+              <wp:anchor distT="45720" distB="45720" distL="114300" distR="114300" simplePos="0" relativeHeight="251679744" behindDoc="0" locked="1" layoutInCell="1" allowOverlap="1" wp14:anchorId="4A59BA1E" wp14:editId="754B840A">
+                <wp:simplePos x="0" y="0"/>
+                <wp:positionH relativeFrom="margin">
+                  <wp:posOffset>3715385</wp:posOffset>
+                </wp:positionH>
+                <wp:positionV relativeFrom="page">
+                  <wp:posOffset>7809230</wp:posOffset>
+                </wp:positionV>
+                <wp:extent cx="2764800" cy="2160000"/>
+                <wp:effectExtent l="0" t="0" r="3810" b="0"/>
+                <wp:wrapSquare wrapText="bothSides"/>
+                <wp:docPr id="217" name="กล่องข้อความ 2"/>
+                <wp:cNvGraphicFramePr>
+                  <a:graphicFrameLocks xmlns:a="http://schemas.openxmlformats.org/drawingml/2006/main" noChangeAspect="1"/>
+                </wp:cNvGraphicFramePr>
+                <a:graphic xmlns:a="http://schemas.openxmlformats.org/drawingml/2006/main">
+                  <a:graphicData uri="http://schemas.microsoft.com/office/word/2010/wordprocessingShape">
+                    <wps:wsp>
+                      <wps:cNvSpPr txBox="1">
+                        <a:spLocks noChangeAspect="1" noChangeArrowheads="1"/>
+                      </wps:cNvSpPr>
+                      <wps:spPr bwMode="auto">
+                        <a:xfrm>
+                          <a:off x="0" y="0"/>
+                          <a:ext cx="2764800" cy="2160000"/>
+                        </a:xfrm>
+                        <a:prstGeom prst="rect">
+                          <a:avLst/>
+                        </a:prstGeom>
+                        <a:solidFill>
+                          <a:srgbClr val="FFFFFF"/>
+                        </a:solidFill>
+                        <a:ln w="9525">
+                          <a:noFill/>
+                          <a:miter lim="800000"/>
+                          <a:headEnd/>
+                          <a:tailEnd/>
+                        </a:ln>
+                      </wps:spPr>
+                      <wps:txbx>
+                        <w:txbxContent>
+                          <w:p>
+                            <w:pPr>
+                              <w:spacing w:after="0" w:line="240" w:lineRule="auto"/>
+                              <w:jc w:val="center"/>
+                              <w:rPr>
+                                <w:rFonts w:ascii="TH Sarabun New" w:hAnsi="TH Sarabun New" w:cs="TH Sarabun New"/>
+                                <w:sz w:val="24"/>
+                                <w:szCs w:val="24"/>
+                              </w:rPr>
+                            </w:pPr>
+                            <w:r>
+                              <w:rPr>
+                                <w:rFonts w:ascii="TH Sarabun New" w:hAnsi="TH Sarabun New" w:cs="TH Sarabun New"/>
+                                <w:sz w:val="24"/>
+                                <w:szCs w:val="24"/>
+                                <w:cs/>
+                              </w:rPr>
+                              <w:t>ลงชื่อ</w:t>
+                            </w:r>
+                            <w:r>
+                              <w:rPr>
+                                <w:rFonts w:ascii="TH Sarabun New" w:hAnsi="TH Sarabun New" w:cs="TH Sarabun New"/>
+                                <w:sz w:val="24"/>
+                                <w:szCs w:val="24"/>
+                              </w:rPr>
+                              <w:t>……………………………………………..</w:t>
+                            </w:r>
+                            <w:r>
+                              <w:rPr>
+                                <w:rFonts w:ascii="TH Sarabun New" w:hAnsi="TH Sarabun New" w:cs="TH Sarabun New"/>
+                                <w:sz w:val="24"/>
+                                <w:szCs w:val="24"/>
+                                <w:cs/>
+                              </w:rPr>
+                              <w:t>ประธานคณะกรรมการ</w:t>
+                            </w:r>
+                          </w:p>
+                          <w:p>
+                            <w:pPr>
+                              <w:spacing w:after="0" w:line="240" w:lineRule="auto"/>
+                              <w:jc w:val="center"/>
+                              <w:rPr>
+                                <w:rFonts w:ascii="TH Sarabun New" w:hAnsi="TH Sarabun New" w:cs="TH Sarabun New"/>
+                                <w:sz w:val="24"/>
+                                <w:szCs w:val="24"/>
+                              </w:rPr>
+                            </w:pPr>
+                            <w:r>
+                              <w:rPr>
+                                <w:rFonts w:ascii="TH Sarabun New" w:hAnsi="TH Sarabun New" w:cs="TH Sarabun New"/>
+                                <w:sz w:val="24"/>
+                                <w:szCs w:val="24"/>
+                                <w:cs/>
+                              </w:rPr>
+                              <w:t>(</w:t>
+                            </w:r>
+                            <w:r>
+                              <w:rPr>
+                                <w:rFonts w:ascii="TH Sarabun New" w:hAnsi="TH Sarabun New" w:cs="TH Sarabun New"/>
+                                <w:sz w:val="24"/>
+                                <w:szCs w:val="24"/>
+                              </w:rPr>
+                              <w:t>ปปป</w:t>
+                            </w:r>
+                            <w:r>
+                              <w:rPr>
+                                <w:rFonts w:ascii="TH Sarabun New" w:hAnsi="TH Sarabun New" w:cs="TH Sarabun New"/>
+                                <w:sz w:val="24"/>
+                                <w:szCs w:val="24"/>
+                                <w:cs/>
+                              </w:rPr>
+                              <w:t>)</w:t>
+                            </w:r>
+                          </w:p>
+                          <w:p>
+                            <w:pPr>
+                              <w:spacing w:after="0" w:line="240" w:lineRule="auto"/>
+                              <w:jc w:val="center"/>
+                              <w:rPr>
+                                <w:rFonts w:ascii="TH Sarabun New" w:hAnsi="TH Sarabun New" w:cs="TH Sarabun New"/>
+                                <w:sz w:val="24"/>
+                                <w:szCs w:val="24"/>
+                              </w:rPr>
+                            </w:pPr>
+                          </w:p>
+                          <w:p>
+                            <w:pPr>
+                              <w:spacing w:after="0" w:line="240" w:lineRule="auto"/>
+                              <w:jc w:val="center"/>
+                              <w:rPr>
+                                <w:rFonts w:ascii="TH Sarabun New" w:hAnsi="TH Sarabun New" w:cs="TH Sarabun New"/>
+                                <w:sz w:val="24"/>
+                                <w:szCs w:val="24"/>
+                              </w:rPr>
+                            </w:pPr>
+                          </w:p>
+                          <w:p>
+                            <w:pPr>
+                              <w:spacing w:after="0" w:line="240" w:lineRule="auto"/>
+                              <w:jc w:val="center"/>
+                              <w:rPr>
+                                <w:rFonts w:ascii="TH Sarabun New" w:hAnsi="TH Sarabun New" w:cs="TH Sarabun New"/>
+                                <w:sz w:val="24"/>
+                                <w:szCs w:val="24"/>
+                              </w:rPr>
+                            </w:pPr>
+                            <w:r>
+                              <w:rPr>
+                                <w:rFonts w:ascii="TH Sarabun New" w:hAnsi="TH Sarabun New" w:cs="TH Sarabun New"/>
+                                <w:sz w:val="24"/>
+                                <w:szCs w:val="24"/>
+                                <w:cs/>
+                              </w:rPr>
+                              <w:t>ชื่อ</w:t>
+                            </w:r>
+                            <w:r>
+                              <w:rPr>
+                                <w:rFonts w:ascii="TH Sarabun New" w:hAnsi="TH Sarabun New" w:cs="TH Sarabun New"/>
+                                <w:sz w:val="24"/>
+                                <w:szCs w:val="24"/>
+                              </w:rPr>
+                              <w:t>……………………………………………</w:t>
+                            </w:r>
+                            <w:r>
+                              <w:rPr>
+                                <w:rFonts w:ascii="TH Sarabun New" w:hAnsi="TH Sarabun New" w:cs="TH Sarabun New"/>
+                                <w:sz w:val="24"/>
+                                <w:szCs w:val="24"/>
+                                <w:cs/>
+                              </w:rPr>
+                              <w:t>กรรมการ</w:t>
+                            </w:r>
+                          </w:p>
+                          <w:p>
+                            <w:pPr>
+                              <w:spacing w:after="0" w:line="240" w:lineRule="auto"/>
+                              <w:jc w:val="center"/>
+                              <w:rPr>
+                                <w:rFonts w:ascii="TH Sarabun New" w:hAnsi="TH Sarabun New" w:cs="TH Sarabun New"/>
+                                <w:sz w:val="24"/>
+                                <w:szCs w:val="24"/>
+                              </w:rPr>
+                            </w:pPr>
+                            <w:r>
+                              <w:rPr>
+                                <w:rFonts w:ascii="TH Sarabun New" w:hAnsi="TH Sarabun New" w:cs="TH Sarabun New"/>
+                                <w:sz w:val="24"/>
+                                <w:szCs w:val="24"/>
+                                <w:cs/>
+                              </w:rPr>
+                              <w:t>(</w:t>
+                            </w:r>
+                            <w:r>
+                              <w:rPr>
+                                <w:rFonts w:ascii="TH Sarabun New" w:hAnsi="TH Sarabun New" w:cs="TH Sarabun New"/>
+                                <w:sz w:val="24"/>
+                                <w:szCs w:val="24"/>
+                              </w:rPr>
+                              <w:t>ผผผ</w:t>
+                            </w:r>
+                            <w:r>
+                              <w:rPr>
+                                <w:rFonts w:ascii="TH Sarabun New" w:hAnsi="TH Sarabun New" w:cs="TH Sarabun New"/>
+                                <w:sz w:val="24"/>
+                                <w:szCs w:val="24"/>
+                                <w:cs/>
+                              </w:rPr>
+                              <w:t>)</w:t>
+                            </w:r>
+                          </w:p>
+                          <w:p>
+                            <w:pPr>
+                              <w:spacing w:after="0" w:line="240" w:lineRule="auto"/>
+                              <w:jc w:val="center"/>
+                              <w:rPr>
+                                <w:rFonts w:ascii="TH Sarabun New" w:hAnsi="TH Sarabun New" w:cs="TH Sarabun New"/>
+                                <w:sz w:val="24"/>
+                                <w:szCs w:val="24"/>
+                              </w:rPr>
+                            </w:pPr>
+                          </w:p>
+                          <w:p>
+                            <w:pPr>
+                              <w:spacing w:after="0" w:line="240" w:lineRule="auto"/>
+                              <w:jc w:val="center"/>
+                              <w:rPr>
+                                <w:rFonts w:ascii="TH Sarabun New" w:hAnsi="TH Sarabun New" w:cs="TH Sarabun New"/>
+                                <w:sz w:val="24"/>
+                                <w:szCs w:val="24"/>
+                              </w:rPr>
+                            </w:pPr>
+                          </w:p>
+                          <w:p>
+                            <w:pPr>
+                              <w:spacing w:after="0" w:line="240" w:lineRule="auto"/>
+                              <w:jc w:val="center"/>
+                              <w:rPr>
+                                <w:rFonts w:ascii="TH Sarabun New" w:hAnsi="TH Sarabun New" w:cs="TH Sarabun New"/>
+                                <w:sz w:val="24"/>
+                                <w:szCs w:val="24"/>
+                              </w:rPr>
+                            </w:pPr>
+                            <w:r>
+                              <w:rPr>
+                                <w:rFonts w:ascii="TH Sarabun New" w:hAnsi="TH Sarabun New" w:cs="TH Sarabun New"/>
+                                <w:sz w:val="24"/>
+                                <w:szCs w:val="24"/>
+                                <w:cs/>
+                              </w:rPr>
+                              <w:t>ชื่อ</w:t>
+                            </w:r>
+                            <w:r>
+                              <w:rPr>
+                                <w:rFonts w:ascii="TH Sarabun New" w:hAnsi="TH Sarabun New" w:cs="TH Sarabun New"/>
+                                <w:sz w:val="24"/>
+                                <w:szCs w:val="24"/>
+                              </w:rPr>
+                              <w:t>………………………………………….</w:t>
+                            </w:r>
+                            <w:r>
+                              <w:rPr>
+                                <w:rFonts w:ascii="TH Sarabun New" w:hAnsi="TH Sarabun New" w:cs="TH Sarabun New"/>
+                                <w:sz w:val="24"/>
+                                <w:szCs w:val="24"/>
+                                <w:cs/>
+                              </w:rPr>
+                              <w:t>กรรมการ</w:t>
+                            </w:r>
+                          </w:p>
+                          <w:p>
+                            <w:pPr>
+                              <w:spacing w:after="0" w:line="240" w:lineRule="auto"/>
+                              <w:jc w:val="center"/>
+                              <w:rPr>
+                                <w:rFonts w:ascii="TH Sarabun New" w:hAnsi="TH Sarabun New" w:cs="TH Sarabun New"/>
+                                <w:sz w:val="24"/>
+                                <w:szCs w:val="24"/>
+                              </w:rPr>
+                            </w:pPr>
+                            <w:r>
+                              <w:rPr>
+                                <w:rFonts w:ascii="TH Sarabun New" w:hAnsi="TH Sarabun New" w:cs="TH Sarabun New"/>
+                                <w:sz w:val="24"/>
+                                <w:szCs w:val="24"/>
+                                <w:cs/>
+                              </w:rPr>
+                              <w:t>(</w:t>
+                            </w:r>
+                            <w:r>
+                              <w:rPr>
+                                <w:rFonts w:ascii="TH Sarabun New" w:hAnsi="TH Sarabun New" w:cs="TH Sarabun New"/>
+                                <w:sz w:val="24"/>
+                                <w:szCs w:val="24"/>
+                              </w:rPr>
+                              <w:t>หหห</w:t>
+                            </w:r>
+                            <w:r>
+                              <w:rPr>
+                                <w:rFonts w:ascii="TH Sarabun New" w:hAnsi="TH Sarabun New" w:cs="TH Sarabun New"/>
+                                <w:sz w:val="24"/>
+                                <w:szCs w:val="24"/>
+                                <w:cs/>
+                              </w:rPr>
+                              <w:t>)</w:t>
+                            </w:r>
+                          </w:p>
+                        </w:txbxContent>
+                      </wps:txbx>
+                      <wps:bodyPr rot="0" vert="horz" wrap="square" lIns="91440" tIns="45720" rIns="91440" bIns="45720" anchor="t" anchorCtr="0">
+                        <a:noAutofit/>
+                      </wps:bodyPr>
+                    </wps:wsp>
+                  </a:graphicData>
+                </a:graphic>
+                <wp14:sizeRelH relativeFrom="margin">
+                  <wp14:pctWidth>0</wp14:pctWidth>
+                </wp14:sizeRelH>
+                <wp14:sizeRelV relativeFrom="margin">
+                  <wp14:pctHeight>0</wp14:pctHeight>
+                </wp14:sizeRelV>
+              </wp:anchor>
+            </w:drawing>
+          </mc:Choice>
+          <mc:Fallback>
+            <w:pict>
+              <v:shapetype w14:anchorId="4A59BA1E" id="_x0000_t202" coordsize="21600,21600" o:spt="202" path="m,l,21600r21600,l21600,xe">
+                <v:stroke joinstyle="miter"/>
+                <v:path gradientshapeok="t" o:connecttype="rect"/>
+              </v:shapetype>
+              <v:shape id="กล่องข้อความ 2" o:spid="_x0000_s1026" type="#_x0000_t202" style="position:absolute;margin-left:292.55pt;margin-top:614.9pt;width:217.7pt;height:170.1pt;z-index:251679744;visibility:visible;mso-wrap-style:square;mso-width-percent:0;mso-height-percent:0;mso-wrap-distance-left:9pt;mso-wrap-distance-top:3.6pt;mso-wrap-distance-right:9pt;mso-wrap-distance-bottom:3.6pt;mso-position-horizontal:absolute;mso-position-horizontal-relative:margin;mso-position-vertical:absolute;mso-position-vertical-relative:page;mso-width-percent:0;mso-height-percent:0;mso-width-relative:margin;mso-height-relative:margin;v-text-anchor:top" o:gfxdata="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" stroked="f">
+                <o:lock v:ext="edit" aspectratio="t"/>
+                <v:textbox>
+                  <w:txbxContent>
+                    <w:p>
+                      <w:pPr>
+                        <w:spacing w:after="0" w:line="240" w:lineRule="auto"/>
+                        <w:jc w:val="center"/>
+                        <w:rPr>
+                          <w:rFonts w:ascii="TH Sarabun New" w:hAnsi="TH Sarabun New" w:cs="TH Sarabun New"/>
+                          <w:sz w:val="24"/>
+                          <w:szCs w:val="24"/>
+                        </w:rPr>
+                      </w:pPr>
+                      <w:r>
+                        <w:rPr>
+                          <w:rFonts w:ascii="TH Sarabun New" w:hAnsi="TH Sarabun New" w:cs="TH Sarabun New"/>
+                          <w:sz w:val="24"/>
+                          <w:szCs w:val="24"/>
+                          <w:cs/>
+                        </w:rPr>
+                        <w:t>ลงชื่อ</w:t>
+                      </w:r>
+                      <w:r>
+                        <w:rPr>
+                          <w:rFonts w:ascii="TH Sarabun New" w:hAnsi="TH Sarabun New" w:cs="TH Sarabun New"/>
+                          <w:sz w:val="24"/>
+                          <w:szCs w:val="24"/>
+                        </w:rPr>
+                        <w:t>……………………………………………..</w:t>
+                      </w:r>
+                      <w:r>
+                        <w:rPr>
+                          <w:rFonts w:ascii="TH Sarabun New" w:hAnsi="TH Sarabun New" w:cs="TH Sarabun New"/>
+                          <w:sz w:val="24"/>
+                          <w:szCs w:val="24"/>
+                          <w:cs/>
+                        </w:rPr>
+                        <w:t>ประธานคณะกรรมการ</w:t>
+                      </w:r>
+                    </w:p>
+                    <w:p>
+                      <w:pPr>
+                        <w:spacing w:after="0" w:line="240" w:lineRule="auto"/>
+                        <w:jc w:val="center"/>
+                        <w:rPr>
+                          <w:rFonts w:ascii="TH Sarabun New" w:hAnsi="TH Sarabun New" w:cs="TH Sarabun New"/>
+                          <w:sz w:val="24"/>
+                          <w:szCs w:val="24"/>
+                        </w:rPr>
+                      </w:pPr>
+                      <w:r>
+                        <w:rPr>
+                          <w:rFonts w:ascii="TH Sarabun New" w:hAnsi="TH Sarabun New" w:cs="TH Sarabun New"/>
+                          <w:sz w:val="24"/>
+                          <w:szCs w:val="24"/>
+                          <w:cs/>
+                        </w:rPr>
+                        <w:t>(</w:t>
+                      </w:r>
+                      <w:r>
+                        <w:rPr>
+                          <w:rFonts w:ascii="TH Sarabun New" w:hAnsi="TH Sarabun New" w:cs="TH Sarabun New"/>
+                          <w:sz w:val="24"/>
+                          <w:szCs w:val="24"/>
+                        </w:rPr>
+                        <w:t>ปปป</w:t>
+                      </w:r>
+                      <w:r>
+                        <w:rPr>
+                          <w:rFonts w:ascii="TH Sarabun New" w:hAnsi="TH Sarabun New" w:cs="TH Sarabun New"/>
+                          <w:sz w:val="24"/>
+                          <w:szCs w:val="24"/>
+                          <w:cs/>
+                        </w:rPr>
+                        <w:t>)</w:t>
+                      </w:r>
+                    </w:p>
+                    <w:p>
+                      <w:pPr>
+                        <w:spacing w:after="0" w:line="240" w:lineRule="auto"/>
+                        <w:jc w:val="center"/>
+                        <w:rPr>
+                          <w:rFonts w:ascii="TH Sarabun New" w:hAnsi="TH Sarabun New" w:cs="TH Sarabun New"/>
+                          <w:sz w:val="24"/>
+                          <w:szCs w:val="24"/>
+                        </w:rPr>
+                      </w:pPr>
+                    </w:p>
+                    <w:p>
+                      <w:pPr>
+                        <w:spacing w:after="0" w:line="240" w:lineRule="auto"/>
+                        <w:jc w:val="center"/>
+                        <w:rPr>
+                          <w:rFonts w:ascii="TH Sarabun New" w:hAnsi="TH Sarabun New" w:cs="TH Sarabun New"/>
+                          <w:sz w:val="24"/>
+                          <w:szCs w:val="24"/>
+                        </w:rPr>
+                      </w:pPr>
+                    </w:p>
+                    <w:p>
+                      <w:pPr>
+                        <w:spacing w:after="0" w:line="240" w:lineRule="auto"/>
+                        <w:jc w:val="center"/>
+                        <w:rPr>
+                          <w:rFonts w:ascii="TH Sarabun New" w:hAnsi="TH Sarabun New" w:cs="TH Sarabun New"/>
+                          <w:sz w:val="24"/>
+                          <w:szCs w:val="24"/>
+                        </w:rPr>
+                      </w:pPr>
+                      <w:r>
+                        <w:rPr>
+                          <w:rFonts w:ascii="TH Sarabun New" w:hAnsi="TH Sarabun New" w:cs="TH Sarabun New"/>
+                          <w:sz w:val="24"/>
+                          <w:szCs w:val="24"/>
+                          <w:cs/>
+                        </w:rPr>
+                        <w:t>ชื่อ</w:t>
+                      </w:r>
+                      <w:r>
+                        <w:rPr>
+                          <w:rFonts w:ascii="TH Sarabun New" w:hAnsi="TH Sarabun New" w:cs="TH Sarabun New"/>
+                          <w:sz w:val="24"/>
+                          <w:szCs w:val="24"/>
+                        </w:rPr>
+                        <w:t>……………………………………………</w:t>
+                      </w:r>
+                      <w:r>
+                        <w:rPr>
+                          <w:rFonts w:ascii="TH Sarabun New" w:hAnsi="TH Sarabun New" w:cs="TH Sarabun New"/>
+                          <w:sz w:val="24"/>
+                          <w:szCs w:val="24"/>
+                          <w:cs/>
+                        </w:rPr>
+                        <w:t>กรรมการ</w:t>
+                      </w:r>
+                    </w:p>
+                    <w:p>
+                      <w:pPr>
+                        <w:spacing w:after="0" w:line="240" w:lineRule="auto"/>
+                        <w:jc w:val="center"/>
+                        <w:rPr>
+                          <w:rFonts w:ascii="TH Sarabun New" w:hAnsi="TH Sarabun New" w:cs="TH Sarabun New"/>
+                          <w:sz w:val="24"/>
+                          <w:szCs w:val="24"/>
+                        </w:rPr>
+                      </w:pPr>
+                      <w:r>
+                        <w:rPr>
+                          <w:rFonts w:ascii="TH Sarabun New" w:hAnsi="TH Sarabun New" w:cs="TH Sarabun New"/>
+                          <w:sz w:val="24"/>
+                          <w:szCs w:val="24"/>
+                          <w:cs/>
+                        </w:rPr>
+                        <w:t>(</w:t>
+                      </w:r>
+                      <w:r>
+                        <w:rPr>
+                          <w:rFonts w:ascii="TH Sarabun New" w:hAnsi="TH Sarabun New" w:cs="TH Sarabun New"/>
+                          <w:sz w:val="24"/>
+                          <w:szCs w:val="24"/>
+                        </w:rPr>
+                        <w:t>ผผผ</w:t>
+                      </w:r>
+                      <w:r>
+                        <w:rPr>
+                          <w:rFonts w:ascii="TH Sarabun New" w:hAnsi="TH Sarabun New" w:cs="TH Sarabun New"/>
+                          <w:sz w:val="24"/>
+                          <w:szCs w:val="24"/>
+                          <w:cs/>
+                        </w:rPr>
+                        <w:t>)</w:t>
+                      </w:r>
+                    </w:p>
+                    <w:p>
+                      <w:pPr>
+                        <w:spacing w:after="0" w:line="240" w:lineRule="auto"/>
+                        <w:jc w:val="center"/>
+                        <w:rPr>
+                          <w:rFonts w:ascii="TH Sarabun New" w:hAnsi="TH Sarabun New" w:cs="TH Sarabun New"/>
+                          <w:sz w:val="24"/>
+                          <w:szCs w:val="24"/>
+                        </w:rPr>
+                      </w:pPr>
+                    </w:p>
+                    <w:p>
+                      <w:pPr>
+                        <w:spacing w:after="0" w:line="240" w:lineRule="auto"/>
+                        <w:jc w:val="center"/>
+                        <w:rPr>
+                          <w:rFonts w:ascii="TH Sarabun New" w:hAnsi="TH Sarabun New" w:cs="TH Sarabun New"/>
+                          <w:sz w:val="24"/>
+                          <w:szCs w:val="24"/>
+                        </w:rPr>
+                      </w:pPr>
+                    </w:p>
+                    <w:p>
+                      <w:pPr>
+                        <w:spacing w:after="0" w:line="240" w:lineRule="auto"/>
+                        <w:jc w:val="center"/>
+                        <w:rPr>
+                          <w:rFonts w:ascii="TH Sarabun New" w:hAnsi="TH Sarabun New" w:cs="TH Sarabun New"/>
+                          <w:sz w:val="24"/>
+                          <w:szCs w:val="24"/>
+                        </w:rPr>
+                      </w:pPr>
+                      <w:r>
+                        <w:rPr>
+                          <w:rFonts w:ascii="TH Sarabun New" w:hAnsi="TH Sarabun New" w:cs="TH Sarabun New"/>
+                          <w:sz w:val="24"/>
+                          <w:szCs w:val="24"/>
+                          <w:cs/>
+                        </w:rPr>
+                        <w:t>ชื่อ</w:t>
+                      </w:r>
+                      <w:r>
+                        <w:rPr>
+                          <w:rFonts w:ascii="TH Sarabun New" w:hAnsi="TH Sarabun New" w:cs="TH Sarabun New"/>
+                          <w:sz w:val="24"/>
+                          <w:szCs w:val="24"/>
+                        </w:rPr>
+                        <w:t>………………………………………….</w:t>
+                      </w:r>
+                      <w:r>
+                        <w:rPr>
+                          <w:rFonts w:ascii="TH Sarabun New" w:hAnsi="TH Sarabun New" w:cs="TH Sarabun New"/>
+                          <w:sz w:val="24"/>
+                          <w:szCs w:val="24"/>
+                          <w:cs/>
+                        </w:rPr>
+                        <w:t>กรรมการ</w:t>
+                      </w:r>
+                    </w:p>
+                    <w:p>
+                      <w:pPr>
+                        <w:spacing w:after="0" w:line="240" w:lineRule="auto"/>
+                        <w:jc w:val="center"/>
+                        <w:rPr>
+                          <w:rFonts w:ascii="TH Sarabun New" w:hAnsi="TH Sarabun New" w:cs="TH Sarabun New"/>
+                          <w:sz w:val="24"/>
+                          <w:szCs w:val="24"/>
+                        </w:rPr>
+                      </w:pPr>
+                      <w:r>
+                        <w:rPr>
+                          <w:rFonts w:ascii="TH Sarabun New" w:hAnsi="TH Sarabun New" w:cs="TH Sarabun New"/>
+                          <w:sz w:val="24"/>
+                          <w:szCs w:val="24"/>
+                          <w:cs/>
+                        </w:rPr>
+                        <w:t>(</w:t>
+                      </w:r>
+                      <w:r>
+                        <w:rPr>
+                          <w:rFonts w:ascii="TH Sarabun New" w:hAnsi="TH Sarabun New" w:cs="TH Sarabun New"/>
+                          <w:sz w:val="24"/>
+                          <w:szCs w:val="24"/>
+                        </w:rPr>
+                        <w:t>หหห</w:t>
+                      </w:r>
+                      <w:r>
+                        <w:rPr>
+                          <w:rFonts w:ascii="TH Sarabun New" w:hAnsi="TH Sarabun New" w:cs="TH Sarabun New"/>
+                          <w:sz w:val="24"/>
+                          <w:szCs w:val="24"/>
+                          <w:cs/>
+                        </w:rPr>
+                        <w:t>)</w:t>
+                      </w:r>
+                    </w:p>
+                  </w:txbxContent>
+                </v:textbox>
+                <w10:wrap type="square" anchorx="margin" anchory="page"/>
+                <w10:anchorlock/>
+              </v:shape>
+            </w:pict>
+          </mc:Fallback>
+        </mc:AlternateContent>
+      </w:r>
+      <w:r>
+        <w:rPr>
+          <w:rFonts w:ascii="TH Sarabun New" w:hAnsi="TH Sarabun New" w:cs="TH Sarabun New"/>
+          <w:sz w:val="20"/>
+          <w:szCs w:val="20"/>
+          <w:cs/>
+        </w:rPr>
+        <w:t>๓. ความสามารถด้านการจัดการเรียนการสอน</w:t>
+      </w:r>
+      <w:r>
+        <w:rPr>
+          <w:rFonts w:ascii="TH Sarabun New" w:hAnsi="TH Sarabun New" w:cs="TH Sarabun New"/>
+          <w:sz w:val="20"/>
+          <w:szCs w:val="20"/>
+        </w:rPr>
+        <w:tab/>
+      </w:r>
+      <w:r>
+        <w:rPr>
+          <w:rFonts w:ascii="TH Sarabun New" w:hAnsi="TH Sarabun New" w:cs="TH Sarabun New"/>
+          <w:sz w:val="20"/>
+          <w:szCs w:val="20"/>
+        </w:rPr>
+        <w:tab/>
+      </w:r>
+      <w:r>
+        <w:rPr>
+          <w:rFonts w:ascii="TH Sarabun New" w:hAnsi="TH Sarabun New" w:cs="TH Sarabun New"/>
+          <w:sz w:val="20"/>
+          <w:szCs w:val="20"/>
+        </w:rPr>
+        <w:tab/>
+      </w:r>
+      <w:r>
+        <w:rPr>
+          <w:rFonts w:ascii="TH Sarabun New" w:hAnsi="TH Sarabun New" w:cs="TH Sarabun New"/>
+          <w:sz w:val="20"/>
+          <w:szCs w:val="20"/>
+        </w:rPr>
+        <w:t>๓๐.๐๐</w:t>
+      </w:r>
+      <w:r>
+        <w:rPr>
+          <w:rFonts w:ascii="TH Sarabun New" w:hAnsi="TH Sarabun New" w:cs="TH Sarabun New" w:hint="cs"/>
+          <w:sz w:val="15"/>
+          <w:szCs w:val="15"/>
+          <w:cs/>
+        </w:rPr>
+        <w:t xml:space="preserve"> </w:t>
+      </w:r>
+      <w:r>
+        <w:rPr>
+          <w:rFonts w:ascii="TH Sarabun New" w:hAnsi="TH Sarabun New" w:cs="TH Sarabun New"/>
+          <w:sz w:val="20"/>
+          <w:szCs w:val="20"/>
+          <w:cs/>
+        </w:rPr>
+        <w:t>คะแนน</w:t>
       </w:r>
     </w:p>
     <w:p>
@@ -3248,11 +4268,54 @@
       </w:pPr>
       <w:r>
         <w:rPr>
-          <w:rFonts w:ascii="TH Sarabun New" w:hAnsi="TH Sarabun New" w:cs="TH Sarabun New" w:eastAsia="TH Sarabun New"/>
-          <w:sz w:val="20"/>
-          <w:b w:val="off"/>
-        </w:rPr>
-        <w:t xml:space="preserve">๔. ความเป็นผู้มีคุณธรรมจริยธรรม และวิญญาณความเป็นครู		20.00 คะแนน 	</w:t>
+          <w:rFonts w:ascii="TH Sarabun New" w:hAnsi="TH Sarabun New" w:cs="TH Sarabun New"/>
+          <w:sz w:val="20"/>
+          <w:szCs w:val="20"/>
+          <w:cs/>
+        </w:rPr>
+        <w:t>๔. ความเป็นผู้มีคุณธรรมจริยธรรม และวิญญาณความเป็นครู</w:t>
+      </w:r>
+      <w:r>
+        <w:rPr>
+          <w:rFonts w:ascii="TH Sarabun New" w:hAnsi="TH Sarabun New" w:cs="TH Sarabun New"/>
+          <w:sz w:val="20"/>
+          <w:szCs w:val="20"/>
+        </w:rPr>
+        <w:tab/>
+      </w:r>
+      <w:r>
+        <w:rPr>
+          <w:rFonts w:ascii="TH Sarabun New" w:hAnsi="TH Sarabun New" w:cs="TH Sarabun New"/>
+          <w:sz w:val="20"/>
+          <w:szCs w:val="20"/>
+        </w:rPr>
+        <w:tab/>
+      </w:r>
+      <w:r>
+        <w:rPr>
+          <w:rFonts w:ascii="TH Sarabun New" w:hAnsi="TH Sarabun New" w:cs="TH Sarabun New"/>
+          <w:sz w:val="20"/>
+          <w:szCs w:val="20"/>
+        </w:rPr>
+        <w:t>๒๐.๐๐</w:t>
+      </w:r>
+      <w:r>
+        <w:rPr>
+          <w:rFonts w:ascii="TH Sarabun New" w:hAnsi="TH Sarabun New" w:cs="TH Sarabun New" w:hint="cs"/>
+          <w:sz w:val="15"/>
+          <w:szCs w:val="15"/>
+          <w:cs/>
+        </w:rPr>
+        <w:t xml:space="preserve"> </w:t>
+      </w:r>
+      <w:r>
+        <w:rPr>
+          <w:rFonts w:ascii="TH Sarabun New" w:hAnsi="TH Sarabun New" w:cs="TH Sarabun New"/>
+          <w:sz w:val="20"/>
+          <w:szCs w:val="20"/>
+          <w:cs/>
+        </w:rPr>
+        <w:t xml:space="preserve">คะแนน </w:t>
       </w:r>
     </w:p>
     <w:p>
@@ -3263,38 +4326,135 @@
           <w:szCs w:val="20"/>
         </w:rPr>
       </w:pPr>
-      <w:proofErr w:type="spellStart"/>
-      <w:proofErr w:type="spellEnd"/>
-      <w:r>
-        <w:rPr>
-          <w:rFonts w:ascii="TH Sarabun New" w:hAnsi="TH Sarabun New" w:cs="TH Sarabun New" w:eastAsia="TH Sarabun New"/>
-          <w:sz w:val="20"/>
-          <w:b w:val="on"/>
-        </w:rPr>
-        <w:t xml:space="preserve">                          รวม ๔ ด้าน		    		100.00 คะแนน	      </w:t>
-      </w:r>
-    </w:p>
-    <w:p>
-      <w:pPr>
-        <w:spacing w:after="0"/>
+      <w:r>
+        <w:rPr>
+          <w:rFonts w:ascii="TH Sarabun New" w:hAnsi="TH Sarabun New" w:cs="TH Sarabun New"/>
+          <w:b/>
+          <w:bCs/>
+          <w:sz w:val="20"/>
+          <w:szCs w:val="20"/>
+          <w:cs/>
+        </w:rPr>
+        <w:t xml:space="preserve">                          </w:t>
+      </w:r>
+      <w:r>
         <w:rPr>
           <w:rFonts w:ascii="TH Sarabun New" w:hAnsi="TH Sarabun New" w:cs="TH Sarabun New"/>
           <w:b/>
           <w:bCs/>
           <w:sz w:val="24"/>
           <w:szCs w:val="24"/>
-        </w:rPr>
-      </w:pPr>
-      <w:r>
+          <w:cs/>
+        </w:rPr>
+        <w:t>รวม ๔ ด้าน</w:t>
+      </w:r>
+      <w:r>
+        <w:rPr>
+          <w:rFonts w:ascii="TH Sarabun New" w:hAnsi="TH Sarabun New" w:cs="TH Sarabun New"/>
+          <w:sz w:val="20"/>
+          <w:szCs w:val="20"/>
+        </w:rPr>
+        <w:tab/>
+      </w:r>
+      <w:r>
+        <w:rPr>
+          <w:rFonts w:ascii="TH Sarabun New" w:hAnsi="TH Sarabun New" w:cs="TH Sarabun New"/>
+          <w:sz w:val="20"/>
+          <w:szCs w:val="20"/>
+        </w:rPr>
+        <w:tab/>
+      </w:r>
+      <w:r>
+        <w:rPr>
+          <w:rFonts w:ascii="TH Sarabun New" w:hAnsi="TH Sarabun New" w:cs="TH Sarabun New"/>
+          <w:sz w:val="20"/>
+          <w:szCs w:val="20"/>
+        </w:rPr>
+        <w:tab/>
+      </w:r>
+      <w:r>
+        <w:rPr>
+          <w:rFonts w:ascii="TH Sarabun New" w:hAnsi="TH Sarabun New" w:cs="TH Sarabun New"/>
+          <w:sz w:val="20"/>
+          <w:szCs w:val="20"/>
+        </w:rPr>
+        <w:tab/>
+      </w:r>
+      <w:r>
+        <w:rPr>
+          <w:rFonts w:ascii="TH Sarabun New" w:hAnsi="TH Sarabun New" w:cs="TH Sarabun New"/>
+          <w:sz w:val="20"/>
+          <w:szCs w:val="20"/>
+        </w:rPr>
+        <w:t>๙๐.๐๐</w:t>
+      </w:r>
+      <w:r>
+        <w:rPr>
+          <w:rFonts w:ascii="TH Sarabun New" w:hAnsi="TH Sarabun New" w:cs="TH Sarabun New"/>
+          <w:sz w:val="15"/>
+          <w:szCs w:val="15"/>
+          <w:cs/>
+        </w:rPr>
+        <w:t xml:space="preserve"> </w:t>
+      </w:r>
+      <w:r>
+        <w:rPr>
+          <w:rFonts w:ascii="TH Sarabun New" w:hAnsi="TH Sarabun New" w:cs="TH Sarabun New"/>
+          <w:sz w:val="15"/>
+          <w:szCs w:val="15"/>
+        </w:rPr>
+        <w:t xml:space="preserve"> </w:t>
+      </w:r>
+      <w:r>
+        <w:rPr>
+          <w:rFonts w:ascii="TH Sarabun New" w:hAnsi="TH Sarabun New" w:cs="TH Sarabun New" w:hint="cs"/>
+          <w:sz w:val="15"/>
+          <w:szCs w:val="15"/>
+          <w:cs/>
+        </w:rPr>
+        <w:t xml:space="preserve"> </w:t>
+      </w:r>
+      <w:r>
+        <w:rPr>
+          <w:rFonts w:ascii="TH Sarabun New" w:hAnsi="TH Sarabun New" w:cs="TH Sarabun New"/>
+          <w:sz w:val="20"/>
+          <w:szCs w:val="20"/>
+          <w:cs/>
+        </w:rPr>
+        <w:t>คะแนน</w:t>
+      </w:r>
+    </w:p>
+    <w:p>
+      <w:pPr>
+        <w:spacing w:after="0"/>
         <w:rPr>
           <w:rFonts w:ascii="TH Sarabun New" w:hAnsi="TH Sarabun New" w:cs="TH Sarabun New"/>
           <w:b/>
           <w:bCs/>
           <w:sz w:val="24"/>
           <w:szCs w:val="24"/>
+        </w:rPr>
+      </w:pPr>
+      <w:r>
+        <w:rPr>
+          <w:rFonts w:ascii="TH Sarabun New" w:hAnsi="TH Sarabun New" w:cs="TH Sarabun New"/>
+          <w:b/>
+          <w:bCs/>
+          <w:sz w:val="24"/>
+          <w:szCs w:val="24"/>
           <w:cs/>
         </w:rPr>
         <w:t>เกณฑ์การประเมิน</w:t>
+      </w:r>
+      <w:r>
+        <w:rPr>
+          <w:rFonts w:ascii="TH Sarabun New" w:hAnsi="TH Sarabun New" w:cs="TH Sarabun New"/>
+          <w:b/>
+          <w:bCs/>
+          <w:sz w:val="24"/>
+          <w:szCs w:val="24"/>
+        </w:rPr>
+        <w:t xml:space="preserve">                                                                                                 </w:t>
       </w:r>
     </w:p>
     <w:p>
@@ -3331,7 +4491,6 @@
           <w:szCs w:val="20"/>
         </w:rPr>
         <w:tab/>
-        <w:t xml:space="preserve">  </w:t>
       </w:r>
     </w:p>
     <w:p>
@@ -3351,24 +4510,24 @@
           <w:szCs w:val="20"/>
           <w:cs/>
         </w:rPr>
-        <w:t xml:space="preserve">ผลรวมค่าน้ำหนักคะแนนที่ได้ เท่ากับ ๕๗-๗๐ ให้ถือว่าผลการสอนอยู่ในระดับ ชำนาญ </w:t>
-      </w:r>
-      <w:r>
-        <w:rPr>
-          <w:rFonts w:ascii="TH Sarabun New" w:hAnsi="TH Sarabun New" w:cs="TH Sarabun New"/>
-          <w:sz w:val="20"/>
-          <w:szCs w:val="20"/>
-        </w:rPr>
-        <w:tab/>
-      </w:r>
-      <w:r>
-        <w:rPr>
-          <w:rFonts w:ascii="TH Sarabun New" w:hAnsi="TH Sarabun New" w:cs="TH Sarabun New"/>
-          <w:sz w:val="20"/>
-          <w:szCs w:val="20"/>
-          <w:cs/>
-        </w:rPr>
-        <w:tab/>
+        <w:t>ผลรวมค่าน้ำหนักคะแนนที่ได้ เท่ากับ ๕๗-๗๐ ให้ถือว่าผลการสอนอยู่ในระดับ ชำนาญ</w:t>
+      </w:r>
+      <w:r>
+        <w:rPr>
+          <w:rFonts w:ascii="TH Sarabun New" w:hAnsi="TH Sarabun New" w:cs="TH Sarabun New" w:hint="cs"/>
+          <w:sz w:val="20"/>
+          <w:szCs w:val="20"/>
+          <w:cs/>
+        </w:rPr>
+        <w:t xml:space="preserve">                               </w:t>
+      </w:r>
+      <w:r>
+        <w:rPr>
+          <w:rFonts w:ascii="TH Sarabun New" w:hAnsi="TH Sarabun New" w:cs="TH Sarabun New"/>
+          <w:sz w:val="20"/>
+          <w:szCs w:val="20"/>
+        </w:rPr>
+        <w:t xml:space="preserve">                     </w:t>
       </w:r>
     </w:p>
     <w:p>
@@ -3389,6 +4548,23 @@
         </w:rPr>
         <w:t xml:space="preserve">ผลรวมค่าน้ำหนักคะแนนที่ได้ เท่ากับ ๗๑-๘๕ ให้ถือว่าผลการสอนอยู่ในระดับ ชำนาญพิเศษ </w:t>
       </w:r>
+      <w:r>
+        <w:rPr>
+          <w:rFonts w:ascii="TH Sarabun New" w:hAnsi="TH Sarabun New" w:cs="TH Sarabun New" w:hint="cs"/>
+          <w:sz w:val="20"/>
+          <w:szCs w:val="20"/>
+          <w:cs/>
+        </w:rPr>
+        <w:t xml:space="preserve">              </w:t>
+      </w:r>
+      <w:r>
+        <w:rPr>
+          <w:rFonts w:ascii="TH Sarabun New" w:hAnsi="TH Sarabun New" w:cs="TH Sarabun New"/>
+          <w:sz w:val="20"/>
+          <w:szCs w:val="20"/>
+        </w:rPr>
+        <w:t xml:space="preserve">                              </w:t>
+      </w:r>
     </w:p>
     <w:p>
       <w:pPr>
@@ -3408,6 +4584,40 @@
         </w:rPr>
         <w:t>ผลรวมค่าน้ำหนักคะแนนที่ได้ เท่ากับ ๘๖-๑๐๐ ให้ถือว่าผลการสอนอยู่ในระดับ เชี่ยวชาญ</w:t>
       </w:r>
+      <w:r>
+        <w:rPr>
+          <w:rFonts w:ascii="TH Sarabun New" w:hAnsi="TH Sarabun New" w:cs="TH Sarabun New" w:hint="cs"/>
+          <w:sz w:val="20"/>
+          <w:szCs w:val="20"/>
+          <w:cs/>
+        </w:rPr>
+        <w:t xml:space="preserve">                       </w:t>
+      </w:r>
+      <w:r>
+        <w:rPr>
+          <w:rFonts w:ascii="TH Sarabun New" w:hAnsi="TH Sarabun New" w:cs="TH Sarabun New"/>
+          <w:sz w:val="20"/>
+          <w:szCs w:val="20"/>
+        </w:rPr>
+        <w:t xml:space="preserve">  </w:t>
+      </w:r>
+      <w:r>
+        <w:rPr>
+          <w:rFonts w:ascii="TH Sarabun New" w:hAnsi="TH Sarabun New" w:cs="TH Sarabun New" w:hint="cs"/>
+          <w:sz w:val="20"/>
+          <w:szCs w:val="20"/>
+          <w:cs/>
+        </w:rPr>
+        <w:t xml:space="preserve"> </w:t>
+      </w:r>
+      <w:r>
+        <w:rPr>
+          <w:rFonts w:ascii="TH Sarabun New" w:hAnsi="TH Sarabun New" w:cs="TH Sarabun New"/>
+          <w:sz w:val="20"/>
+          <w:szCs w:val="20"/>
+        </w:rPr>
+        <w:t xml:space="preserve">                        </w:t>
+      </w:r>
     </w:p>
     <w:p>
       <w:pPr>
@@ -3423,7 +4633,21 @@
           <w:szCs w:val="22"/>
           <w:cs/>
         </w:rPr>
-        <w:t xml:space="preserve">ผู้ช่วยศาสตราจารย์ ต้องมีผลการประเมินไม่ต่ำกว่าระดับชำนาญรองศาสตราจารย์ </w:t>
+        <w:t>ผู้ช่วยศาสตราจารย์ ต้องมีผลการประเมินไม่ต่ำกว่าระดับชำนาญรองศาสตราจารย์</w:t>
+      </w:r>
+      <w:r>
+        <w:rPr>
+          <w:rFonts w:ascii="TH Sarabun New" w:hAnsi="TH Sarabun New" w:cs="TH Sarabun New"/>
+          <w:szCs w:val="22"/>
+        </w:rPr>
+        <w:t xml:space="preserve">                </w:t>
+      </w:r>
+      <w:r>
+        <w:rPr>
+          <w:rFonts w:ascii="TH Sarabun New" w:hAnsi="TH Sarabun New" w:cs="TH Sarabun New"/>
+          <w:szCs w:val="22"/>
+        </w:rPr>
+        <w:t xml:space="preserve">                              </w:t>
       </w:r>
     </w:p>
     <w:p>
@@ -3441,6 +4665,13 @@
           <w:cs/>
         </w:rPr>
         <w:t>ต้องมีผลการประเมินไม่ต่ำกว่าระดับชำนาญพิเศษ</w:t>
+      </w:r>
+      <w:r>
+        <w:rPr>
+          <w:rFonts w:ascii="TH Sarabun New" w:hAnsi="TH Sarabun New" w:cs="TH Sarabun New"/>
+          <w:szCs w:val="22"/>
+        </w:rPr>
+        <w:t xml:space="preserve">                                                                                                       </w:t>
       </w:r>
     </w:p>
     <w:sectPr>
@@ -4357,6 +5588,7 @@
   <w:style w:type="character" w:default="1" w:styleId="DefaultParagraphFont">
     <w:name w:val="Default Paragraph Font"/>
     <w:uiPriority w:val="1"/>
+    <w:semiHidden/>
     <w:unhideWhenUsed/>
   </w:style>
   <w:style w:type="table" w:default="1" w:styleId="TableNormal">
